--- a/docs/legal/review-2026-06-16/revised-lolo-care-inc/Legal/DRAFTS/Stocks/04-founder-stock-purchase-agreement-thibaud-peverelli.docx
+++ b/docs/legal/review-2026-06-16/revised-lolo-care-inc/Legal/DRAFTS/Stocks/04-founder-stock-purchase-agreement-thibaud-peverelli.docx
@@ -13,7 +13,7 @@
     </w:p>
     <w:p>
       <w:r>
-        <w:t>This Founder Restricted Stock Purchase Agreement (this "Agreement") is entered into as of [DATE] (the "Effective Date"), by and between LoLo Care Inc, a Delaware corporation (the "Company"), and Thibaud Peverelli (the "Purchaser").</w:t>
+        <w:t>This Founder Restricted Stock Purchase Agreement (this "Agreement") is entered into as of [DATE] (the "Effective Date"), by and between Lolo Care, Inc., a Delaware corporation (the "Company"), and Thibaud Peverelli (the "Purchaser").</w:t>
       </w:r>
     </w:p>
     <w:p>
@@ -26,12 +26,12 @@
     </w:p>
     <w:p>
       <w:r>
-        <w:t>1.1 Sale of Shares. Subject to the terms of this Agreement, the Company hereby sells to the Purchaser, and the Purchaser hereby purchases from the Company, 3,000,000 shares of the Company's Common Stock, par value $[PAR VALUE] per share (the "Shares").</w:t>
+        <w:t>1.1 Sale of Shares. Subject to the terms of this Agreement, the Company hereby sells to the Purchaser, and the Purchaser hereby purchases from the Company, 3,000,000 shares of the Company's Common Stock, par value $0.00001 per share (the "Shares").</w:t>
       </w:r>
     </w:p>
     <w:p>
       <w:r>
-        <w:t>1.2 Purchase Price. The purchase price for the Shares is $[PRICE PER SHARE] per share, for an aggregate purchase price of $[THIBAUD TOTAL PURCHASE PRICE] (the "Purchase Price").</w:t>
+        <w:t>1.2 Purchase Price. The purchase price for the Shares is $0.00001 per share, for an aggregate purchase price of $30.00 (the "Purchase Price").</w:t>
       </w:r>
     </w:p>
     <w:p>
@@ -288,7 +288,7 @@
     </w:p>
     <w:p>
       <w:r>
-        <w:t>LoLo Care Inc</w:t>
+        <w:t>Lolo Care, Inc.</w:t>
       </w:r>
     </w:p>
     <w:p>
@@ -381,7 +381,7 @@
           </w:tcPr>
           <w:p>
             <w:r>
-              <w:t>LoLo Care Inc</w:t>
+              <w:t>Lolo Care, Inc.</w:t>
             </w:r>
           </w:p>
         </w:tc>
@@ -513,7 +513,7 @@
           </w:tcPr>
           <w:p>
             <w:r>
-              <w:t>$[PAR VALUE]</w:t>
+              <w:t>$0.00001</w:t>
             </w:r>
           </w:p>
         </w:tc>
@@ -535,7 +535,7 @@
           </w:tcPr>
           <w:p>
             <w:r>
-              <w:t>$[PRICE PER SHARE]</w:t>
+              <w:t>$0.00001</w:t>
             </w:r>
           </w:p>
         </w:tc>
@@ -557,7 +557,7 @@
           </w:tcPr>
           <w:p>
             <w:r>
-              <w:t>$[THIBAUD TOTAL PURCHASE PRICE]</w:t>
+              <w:t>$30.00</w:t>
             </w:r>
           </w:p>
         </w:tc>
